--- a/output/requested/Table4_SVI_vs_ADI_Comparison.docx
+++ b/output/requested/Table4_SVI_vs_ADI_Comparison.docx
@@ -620,7 +620,7 @@
                 <w:b w:val="0"/>
                 <w:sz w:val="19"/>
               </w:rPr>
-              <w:t>0.023</w:t>
+              <w:t>0.020</w:t>
             </w:r>
           </w:p>
         </w:tc>
@@ -722,7 +722,7 @@
                 <w:b w:val="0"/>
                 <w:sz w:val="19"/>
               </w:rPr>
-              <w:t>0.21</w:t>
+              <w:t>0.27</w:t>
             </w:r>
           </w:p>
         </w:tc>
@@ -804,7 +804,7 @@
                 <w:b w:val="0"/>
                 <w:sz w:val="19"/>
               </w:rPr>
-              <w:t>1,838</w:t>
+              <w:t>1,831</w:t>
             </w:r>
           </w:p>
         </w:tc>
@@ -844,7 +844,7 @@
                 <w:b w:val="0"/>
                 <w:sz w:val="19"/>
               </w:rPr>
-              <w:t>3,068</w:t>
+              <w:t>3,055</w:t>
             </w:r>
           </w:p>
         </w:tc>
@@ -1078,7 +1078,7 @@
           <w:color w:val="444444"/>
           <w:sz w:val="17"/>
         </w:rPr>
-        <w:t>SVI = CDC Social Vulnerability Index (16 variables across 4 themes: socioeconomic, household/disability, minority, housing/transport).</w:t>
+        <w:t>SVI = CDC Social Vulnerability Index (16 variables across 4 themes). ADI = Area Deprivation Index (6 economic variables via PCA).</w:t>
       </w:r>
     </w:p>
     <w:p>
@@ -1088,7 +1088,7 @@
           <w:color w:val="444444"/>
           <w:sz w:val="17"/>
         </w:rPr>
-        <w:t>ADI = Area Deprivation Index (6 socioeconomic variables via PCA: poverty, unemployment, education, housing cost, income, child poverty).</w:t>
+        <w:t>IRR = Incidence Rate Ratio from Negative Binomial regression with offset ln(adults 45+). AIC = Akaike Information Criterion (lower = better).</w:t>
       </w:r>
     </w:p>
     <w:p>
@@ -1098,27 +1098,7 @@
           <w:color w:val="444444"/>
           <w:sz w:val="17"/>
         </w:rPr>
-        <w:t>IRR = Incidence Rate Ratio from Negative Binomial regression with offset ln(adults 45+).</w:t>
-      </w:r>
-    </w:p>
-    <w:p>
-      <w:r>
-        <w:rPr>
-          <w:rFonts w:ascii="Calibri" w:hAnsi="Calibri"/>
-          <w:color w:val="444444"/>
-          <w:sz w:val="17"/>
-        </w:rPr>
-        <w:t>AIC = Akaike Information Criterion (lower = better model fit). NS = not statistically significant.</w:t>
-      </w:r>
-    </w:p>
-    <w:p>
-      <w:r>
-        <w:rPr>
-          <w:rFonts w:ascii="Calibri" w:hAnsi="Calibri"/>
-          <w:color w:val="444444"/>
-          <w:sz w:val="17"/>
-        </w:rPr>
-        <w:t>Pearson correlation between SVI and ADI: r = 0.826 (overlapping but distinct constructs).</w:t>
+        <w:t>Pearson correlation between SVI and ADI: r = 0.822 (overlapping but distinct constructs). NS = not significant.</w:t>
       </w:r>
     </w:p>
     <w:sectPr>
